--- a/examples/06-lists/output.docx
+++ b/examples/06-lists/output.docx
@@ -920,15 +920,15 @@
     <w:lsdException w:name="Smart Hyperlink" w:semiHidden="1" w:unhideWhenUsed="1"/>
     <w:lsdException w:name="Smart Link" w:semiHidden="1" w:unhideWhenUsed="1"/>
   </w:latentStyles>
-  <w:style w:type="paragraph" w:default="1" w:styleId="Normale">
+  <w:style w:type="paragraph" w:default="1" w:styleId="Normal">
     <w:name w:val="Normal"/>
     <w:qFormat/>
   </w:style>
-  <w:style w:type="paragraph" w:styleId="Titolo1">
+  <w:style w:type="paragraph" w:styleId="Heading1">
     <w:name w:val="heading 1"/>
-    <w:basedOn w:val="Normale"/>
-    <w:next w:val="Normale"/>
-    <w:link w:val="Titolo1Carattere"/>
+    <w:basedOn w:val="Normal"/>
+    <w:next w:val="Normal"/>
+    <w:link w:val="Heading1Char"/>
     <w:uiPriority w:val="9"/>
     <w:qFormat/>
     <w:rsid w:val="001573D8"/>
@@ -945,11 +945,11 @@
       <w:szCs w:val="40"/>
     </w:rPr>
   </w:style>
-  <w:style w:type="paragraph" w:styleId="Titolo2">
+  <w:style w:type="paragraph" w:styleId="Heading2">
     <w:name w:val="heading 2"/>
-    <w:basedOn w:val="Normale"/>
-    <w:next w:val="Normale"/>
-    <w:link w:val="Titolo2Carattere"/>
+    <w:basedOn w:val="Normal"/>
+    <w:next w:val="Normal"/>
+    <w:link w:val="Heading2Char"/>
     <w:uiPriority w:val="9"/>
     <w:semiHidden/>
     <w:unhideWhenUsed/>
@@ -968,11 +968,11 @@
       <w:szCs w:val="32"/>
     </w:rPr>
   </w:style>
-  <w:style w:type="paragraph" w:styleId="Titolo3">
+  <w:style w:type="paragraph" w:styleId="Heading3">
     <w:name w:val="heading 3"/>
-    <w:basedOn w:val="Normale"/>
-    <w:next w:val="Normale"/>
-    <w:link w:val="Titolo3Carattere"/>
+    <w:basedOn w:val="Normal"/>
+    <w:next w:val="Normal"/>
+    <w:link w:val="Heading3Char"/>
     <w:uiPriority w:val="9"/>
     <w:semiHidden/>
     <w:unhideWhenUsed/>
@@ -991,11 +991,11 @@
       <w:szCs w:val="28"/>
     </w:rPr>
   </w:style>
-  <w:style w:type="paragraph" w:styleId="Titolo4">
+  <w:style w:type="paragraph" w:styleId="Heading4">
     <w:name w:val="heading 4"/>
-    <w:basedOn w:val="Normale"/>
-    <w:next w:val="Normale"/>
-    <w:link w:val="Titolo4Carattere"/>
+    <w:basedOn w:val="Normal"/>
+    <w:next w:val="Normal"/>
+    <w:link w:val="Heading4Char"/>
     <w:uiPriority w:val="9"/>
     <w:semiHidden/>
     <w:unhideWhenUsed/>
@@ -1014,11 +1014,11 @@
       <w:color w:val="0F4761" w:themeColor="accent1" w:themeShade="BF"/>
     </w:rPr>
   </w:style>
-  <w:style w:type="paragraph" w:styleId="Titolo5">
+  <w:style w:type="paragraph" w:styleId="Heading5">
     <w:name w:val="heading 5"/>
-    <w:basedOn w:val="Normale"/>
-    <w:next w:val="Normale"/>
-    <w:link w:val="Titolo5Carattere"/>
+    <w:basedOn w:val="Normal"/>
+    <w:next w:val="Normal"/>
+    <w:link w:val="Heading5Char"/>
     <w:uiPriority w:val="9"/>
     <w:semiHidden/>
     <w:unhideWhenUsed/>
@@ -1035,11 +1035,11 @@
       <w:color w:val="0F4761" w:themeColor="accent1" w:themeShade="BF"/>
     </w:rPr>
   </w:style>
-  <w:style w:type="paragraph" w:styleId="Titolo6">
+  <w:style w:type="paragraph" w:styleId="Heading6">
     <w:name w:val="heading 6"/>
-    <w:basedOn w:val="Normale"/>
-    <w:next w:val="Normale"/>
-    <w:link w:val="Titolo6Carattere"/>
+    <w:basedOn w:val="Normal"/>
+    <w:next w:val="Normal"/>
+    <w:link w:val="Heading6Char"/>
     <w:uiPriority w:val="9"/>
     <w:semiHidden/>
     <w:unhideWhenUsed/>
@@ -1058,11 +1058,11 @@
       <w:color w:val="595959" w:themeColor="text1" w:themeTint="A6"/>
     </w:rPr>
   </w:style>
-  <w:style w:type="paragraph" w:styleId="Titolo7">
+  <w:style w:type="paragraph" w:styleId="Heading7">
     <w:name w:val="heading 7"/>
-    <w:basedOn w:val="Normale"/>
-    <w:next w:val="Normale"/>
-    <w:link w:val="Titolo7Carattere"/>
+    <w:basedOn w:val="Normal"/>
+    <w:next w:val="Normal"/>
+    <w:link w:val="Heading7Char"/>
     <w:uiPriority w:val="9"/>
     <w:semiHidden/>
     <w:unhideWhenUsed/>
@@ -1079,11 +1079,11 @@
       <w:color w:val="595959" w:themeColor="text1" w:themeTint="A6"/>
     </w:rPr>
   </w:style>
-  <w:style w:type="paragraph" w:styleId="Titolo8">
+  <w:style w:type="paragraph" w:styleId="Heading8">
     <w:name w:val="heading 8"/>
-    <w:basedOn w:val="Normale"/>
-    <w:next w:val="Normale"/>
-    <w:link w:val="Titolo8Carattere"/>
+    <w:basedOn w:val="Normal"/>
+    <w:next w:val="Normal"/>
+    <w:link w:val="Heading8Char"/>
     <w:uiPriority w:val="9"/>
     <w:semiHidden/>
     <w:unhideWhenUsed/>
@@ -1101,11 +1101,11 @@
       <w:color w:val="272727" w:themeColor="text1" w:themeTint="D8"/>
     </w:rPr>
   </w:style>
-  <w:style w:type="paragraph" w:styleId="Titolo9">
+  <w:style w:type="paragraph" w:styleId="Heading9">
     <w:name w:val="heading 9"/>
-    <w:basedOn w:val="Normale"/>
-    <w:next w:val="Normale"/>
-    <w:link w:val="Titolo9Carattere"/>
+    <w:basedOn w:val="Normal"/>
+    <w:next w:val="Normal"/>
+    <w:link w:val="Heading9Char"/>
     <w:uiPriority w:val="9"/>
     <w:semiHidden/>
     <w:unhideWhenUsed/>
@@ -1121,13 +1121,13 @@
       <w:color w:val="272727" w:themeColor="text1" w:themeTint="D8"/>
     </w:rPr>
   </w:style>
-  <w:style w:type="character" w:default="1" w:styleId="Carpredefinitoparagrafo">
+  <w:style w:type="character" w:default="1" w:styleId="DefaultParagraphFont">
     <w:name w:val="Default Paragraph Font"/>
     <w:uiPriority w:val="1"/>
     <w:semiHidden/>
     <w:unhideWhenUsed/>
   </w:style>
-  <w:style w:type="table" w:default="1" w:styleId="Tabellanormale">
+  <w:style w:type="table" w:default="1" w:styleId="TableNormal">
     <w:name w:val="Normal Table"/>
     <w:uiPriority w:val="99"/>
     <w:semiHidden/>
@@ -1142,16 +1142,16 @@
       </w:tblCellMar>
     </w:tblPr>
   </w:style>
-  <w:style w:type="numbering" w:default="1" w:styleId="Nessunelenco">
+  <w:style w:type="numbering" w:default="1" w:styleId="NoList">
     <w:name w:val="No List"/>
     <w:uiPriority w:val="99"/>
     <w:semiHidden/>
     <w:unhideWhenUsed/>
   </w:style>
-  <w:style w:type="character" w:customStyle="1" w:styleId="Titolo1Carattere">
+  <w:style w:type="character" w:customStyle="1" w:styleId="Heading1Char">
     <w:name w:val="Titolo 1 Carattere"/>
-    <w:basedOn w:val="Carpredefinitoparagrafo"/>
-    <w:link w:val="Titolo1"/>
+    <w:basedOn w:val="DefaultParagraphFont"/>
+    <w:link w:val="Heading1"/>
     <w:uiPriority w:val="9"/>
     <w:rsid w:val="001573D8"/>
     <w:rPr>
@@ -1161,10 +1161,10 @@
       <w:szCs w:val="40"/>
     </w:rPr>
   </w:style>
-  <w:style w:type="character" w:customStyle="1" w:styleId="Titolo2Carattere">
+  <w:style w:type="character" w:customStyle="1" w:styleId="Heading2Char">
     <w:name w:val="Titolo 2 Carattere"/>
-    <w:basedOn w:val="Carpredefinitoparagrafo"/>
-    <w:link w:val="Titolo2"/>
+    <w:basedOn w:val="DefaultParagraphFont"/>
+    <w:link w:val="Heading2"/>
     <w:uiPriority w:val="9"/>
     <w:semiHidden/>
     <w:rsid w:val="001573D8"/>
@@ -1175,10 +1175,10 @@
       <w:szCs w:val="32"/>
     </w:rPr>
   </w:style>
-  <w:style w:type="character" w:customStyle="1" w:styleId="Titolo3Carattere">
+  <w:style w:type="character" w:customStyle="1" w:styleId="Heading3Char">
     <w:name w:val="Titolo 3 Carattere"/>
-    <w:basedOn w:val="Carpredefinitoparagrafo"/>
-    <w:link w:val="Titolo3"/>
+    <w:basedOn w:val="DefaultParagraphFont"/>
+    <w:link w:val="Heading3"/>
     <w:uiPriority w:val="9"/>
     <w:semiHidden/>
     <w:rsid w:val="001573D8"/>
@@ -1189,10 +1189,10 @@
       <w:szCs w:val="28"/>
     </w:rPr>
   </w:style>
-  <w:style w:type="character" w:customStyle="1" w:styleId="Titolo4Carattere">
+  <w:style w:type="character" w:customStyle="1" w:styleId="Heading4Char">
     <w:name w:val="Titolo 4 Carattere"/>
-    <w:basedOn w:val="Carpredefinitoparagrafo"/>
-    <w:link w:val="Titolo4"/>
+    <w:basedOn w:val="DefaultParagraphFont"/>
+    <w:link w:val="Heading4"/>
     <w:uiPriority w:val="9"/>
     <w:semiHidden/>
     <w:rsid w:val="001573D8"/>
@@ -1203,10 +1203,10 @@
       <w:color w:val="0F4761" w:themeColor="accent1" w:themeShade="BF"/>
     </w:rPr>
   </w:style>
-  <w:style w:type="character" w:customStyle="1" w:styleId="Titolo5Carattere">
+  <w:style w:type="character" w:customStyle="1" w:styleId="Heading5Char">
     <w:name w:val="Titolo 5 Carattere"/>
-    <w:basedOn w:val="Carpredefinitoparagrafo"/>
-    <w:link w:val="Titolo5"/>
+    <w:basedOn w:val="DefaultParagraphFont"/>
+    <w:link w:val="Heading5"/>
     <w:uiPriority w:val="9"/>
     <w:semiHidden/>
     <w:rsid w:val="001573D8"/>
@@ -1215,10 +1215,10 @@
       <w:color w:val="0F4761" w:themeColor="accent1" w:themeShade="BF"/>
     </w:rPr>
   </w:style>
-  <w:style w:type="character" w:customStyle="1" w:styleId="Titolo6Carattere">
+  <w:style w:type="character" w:customStyle="1" w:styleId="Heading6Char">
     <w:name w:val="Titolo 6 Carattere"/>
-    <w:basedOn w:val="Carpredefinitoparagrafo"/>
-    <w:link w:val="Titolo6"/>
+    <w:basedOn w:val="DefaultParagraphFont"/>
+    <w:link w:val="Heading6"/>
     <w:uiPriority w:val="9"/>
     <w:semiHidden/>
     <w:rsid w:val="001573D8"/>
@@ -1229,10 +1229,10 @@
       <w:color w:val="595959" w:themeColor="text1" w:themeTint="A6"/>
     </w:rPr>
   </w:style>
-  <w:style w:type="character" w:customStyle="1" w:styleId="Titolo7Carattere">
+  <w:style w:type="character" w:customStyle="1" w:styleId="Heading7Char">
     <w:name w:val="Titolo 7 Carattere"/>
-    <w:basedOn w:val="Carpredefinitoparagrafo"/>
-    <w:link w:val="Titolo7"/>
+    <w:basedOn w:val="DefaultParagraphFont"/>
+    <w:link w:val="Heading7"/>
     <w:uiPriority w:val="9"/>
     <w:semiHidden/>
     <w:rsid w:val="001573D8"/>
@@ -1241,10 +1241,10 @@
       <w:color w:val="595959" w:themeColor="text1" w:themeTint="A6"/>
     </w:rPr>
   </w:style>
-  <w:style w:type="character" w:customStyle="1" w:styleId="Titolo8Carattere">
+  <w:style w:type="character" w:customStyle="1" w:styleId="Heading8Char">
     <w:name w:val="Titolo 8 Carattere"/>
-    <w:basedOn w:val="Carpredefinitoparagrafo"/>
-    <w:link w:val="Titolo8"/>
+    <w:basedOn w:val="DefaultParagraphFont"/>
+    <w:link w:val="Heading8"/>
     <w:uiPriority w:val="9"/>
     <w:semiHidden/>
     <w:rsid w:val="001573D8"/>
@@ -1255,10 +1255,10 @@
       <w:color w:val="272727" w:themeColor="text1" w:themeTint="D8"/>
     </w:rPr>
   </w:style>
-  <w:style w:type="character" w:customStyle="1" w:styleId="Titolo9Carattere">
+  <w:style w:type="character" w:customStyle="1" w:styleId="Heading9Char">
     <w:name w:val="Titolo 9 Carattere"/>
-    <w:basedOn w:val="Carpredefinitoparagrafo"/>
-    <w:link w:val="Titolo9"/>
+    <w:basedOn w:val="DefaultParagraphFont"/>
+    <w:link w:val="Heading9"/>
     <w:uiPriority w:val="9"/>
     <w:semiHidden/>
     <w:rsid w:val="001573D8"/>
@@ -1267,11 +1267,11 @@
       <w:color w:val="272727" w:themeColor="text1" w:themeTint="D8"/>
     </w:rPr>
   </w:style>
-  <w:style w:type="paragraph" w:styleId="Titolo">
+  <w:style w:type="paragraph" w:styleId="Title">
     <w:name w:val="Title"/>
-    <w:basedOn w:val="Normale"/>
-    <w:next w:val="Normale"/>
-    <w:link w:val="TitoloCarattere"/>
+    <w:basedOn w:val="Normal"/>
+    <w:next w:val="Normal"/>
+    <w:link w:val="TitleChar"/>
     <w:uiPriority w:val="10"/>
     <w:qFormat/>
     <w:rsid w:val="001573D8"/>
@@ -1287,10 +1287,10 @@
       <w:szCs w:val="56"/>
     </w:rPr>
   </w:style>
-  <w:style w:type="character" w:customStyle="1" w:styleId="TitoloCarattere">
+  <w:style w:type="character" w:customStyle="1" w:styleId="TitleChar">
     <w:name w:val="Titolo Carattere"/>
-    <w:basedOn w:val="Carpredefinitoparagrafo"/>
-    <w:link w:val="Titolo"/>
+    <w:basedOn w:val="DefaultParagraphFont"/>
+    <w:link w:val="Title"/>
     <w:uiPriority w:val="10"/>
     <w:rsid w:val="001573D8"/>
     <w:rPr>
@@ -1301,11 +1301,11 @@
       <w:szCs w:val="56"/>
     </w:rPr>
   </w:style>
-  <w:style w:type="paragraph" w:styleId="Sottotitolo">
+  <w:style w:type="paragraph" w:styleId="Subtitle">
     <w:name w:val="Subtitle"/>
-    <w:basedOn w:val="Normale"/>
-    <w:next w:val="Normale"/>
-    <w:link w:val="SottotitoloCarattere"/>
+    <w:basedOn w:val="Normal"/>
+    <w:next w:val="Normal"/>
+    <w:link w:val="SubtitleChar"/>
     <w:uiPriority w:val="11"/>
     <w:qFormat/>
     <w:rsid w:val="001573D8"/>
@@ -1323,10 +1323,10 @@
       <w:szCs w:val="28"/>
     </w:rPr>
   </w:style>
-  <w:style w:type="character" w:customStyle="1" w:styleId="SottotitoloCarattere">
+  <w:style w:type="character" w:customStyle="1" w:styleId="SubtitleChar">
     <w:name w:val="Sottotitolo Carattere"/>
-    <w:basedOn w:val="Carpredefinitoparagrafo"/>
-    <w:link w:val="Sottotitolo"/>
+    <w:basedOn w:val="DefaultParagraphFont"/>
+    <w:link w:val="Subtitle"/>
     <w:uiPriority w:val="11"/>
     <w:rsid w:val="001573D8"/>
     <w:rPr>
@@ -1337,11 +1337,11 @@
       <w:szCs w:val="28"/>
     </w:rPr>
   </w:style>
-  <w:style w:type="paragraph" w:styleId="Citazione">
+  <w:style w:type="paragraph" w:styleId="Quote">
     <w:name w:val="Quote"/>
-    <w:basedOn w:val="Normale"/>
-    <w:next w:val="Normale"/>
-    <w:link w:val="CitazioneCarattere"/>
+    <w:basedOn w:val="Normal"/>
+    <w:next w:val="Normal"/>
+    <w:link w:val="QuoteChar"/>
     <w:uiPriority w:val="29"/>
     <w:qFormat/>
     <w:rsid w:val="001573D8"/>
@@ -1355,10 +1355,10 @@
       <w:color w:val="404040" w:themeColor="text1" w:themeTint="BF"/>
     </w:rPr>
   </w:style>
-  <w:style w:type="character" w:customStyle="1" w:styleId="CitazioneCarattere">
+  <w:style w:type="character" w:customStyle="1" w:styleId="QuoteChar">
     <w:name w:val="Citazione Carattere"/>
-    <w:basedOn w:val="Carpredefinitoparagrafo"/>
-    <w:link w:val="Citazione"/>
+    <w:basedOn w:val="DefaultParagraphFont"/>
+    <w:link w:val="Quote"/>
     <w:uiPriority w:val="29"/>
     <w:rsid w:val="001573D8"/>
     <w:rPr>
@@ -1367,9 +1367,9 @@
       <w:color w:val="404040" w:themeColor="text1" w:themeTint="BF"/>
     </w:rPr>
   </w:style>
-  <w:style w:type="paragraph" w:styleId="Paragrafoelenco">
+  <w:style w:type="paragraph" w:styleId="ListParagraph">
     <w:name w:val="List Paragraph"/>
-    <w:basedOn w:val="Normale"/>
+    <w:basedOn w:val="Normal"/>
     <w:uiPriority w:val="34"/>
     <w:qFormat/>
     <w:rsid w:val="001573D8"/>
@@ -1378,9 +1378,9 @@
       <w:contextualSpacing/>
     </w:pPr>
   </w:style>
-  <w:style w:type="character" w:styleId="Enfasiintensa">
+  <w:style w:type="character" w:styleId="IntenseEmphasis">
     <w:name w:val="Intense Emphasis"/>
-    <w:basedOn w:val="Carpredefinitoparagrafo"/>
+    <w:basedOn w:val="DefaultParagraphFont"/>
     <w:uiPriority w:val="21"/>
     <w:qFormat/>
     <w:rsid w:val="001573D8"/>
@@ -1390,11 +1390,11 @@
       <w:color w:val="0F4761" w:themeColor="accent1" w:themeShade="BF"/>
     </w:rPr>
   </w:style>
-  <w:style w:type="paragraph" w:styleId="Citazioneintensa">
+  <w:style w:type="paragraph" w:styleId="IntenseQuote">
     <w:name w:val="Intense Quote"/>
-    <w:basedOn w:val="Normale"/>
-    <w:next w:val="Normale"/>
-    <w:link w:val="CitazioneintensaCarattere"/>
+    <w:basedOn w:val="Normal"/>
+    <w:next w:val="Normal"/>
+    <w:link w:val="IntenseQuoteChar"/>
     <w:uiPriority w:val="30"/>
     <w:qFormat/>
     <w:rsid w:val="001573D8"/>
@@ -1413,10 +1413,10 @@
       <w:color w:val="0F4761" w:themeColor="accent1" w:themeShade="BF"/>
     </w:rPr>
   </w:style>
-  <w:style w:type="character" w:customStyle="1" w:styleId="CitazioneintensaCarattere">
+  <w:style w:type="character" w:customStyle="1" w:styleId="IntenseQuoteChar">
     <w:name w:val="Citazione intensa Carattere"/>
-    <w:basedOn w:val="Carpredefinitoparagrafo"/>
-    <w:link w:val="Citazioneintensa"/>
+    <w:basedOn w:val="DefaultParagraphFont"/>
+    <w:link w:val="IntenseQuote"/>
     <w:uiPriority w:val="30"/>
     <w:rsid w:val="001573D8"/>
     <w:rPr>
@@ -1425,9 +1425,9 @@
       <w:color w:val="0F4761" w:themeColor="accent1" w:themeShade="BF"/>
     </w:rPr>
   </w:style>
-  <w:style w:type="character" w:styleId="Riferimentointenso">
+  <w:style w:type="character" w:styleId="IntenseReference">
     <w:name w:val="Intense Reference"/>
-    <w:basedOn w:val="Carpredefinitoparagrafo"/>
+    <w:basedOn w:val="DefaultParagraphFont"/>
     <w:uiPriority w:val="32"/>
     <w:qFormat/>
     <w:rsid w:val="001573D8"/>

--- a/examples/06-lists/output.docx
+++ b/examples/06-lists/output.docx
@@ -326,6 +326,350 @@
 
 <file path=word/numbering.xml><?xml version="1.0" encoding="utf-8"?>
 <w:numbering xmlns:w="http://schemas.openxmlformats.org/wordprocessingml/2006/main">
+  <w:abstractNum w:abstractNumId="0">
+    <w:nsid w:val="20000000"/>
+    <w:multiLevelType w:val="hybridMultilevel"/>
+    <w:tmpl w:val="40000000"/>
+    <w:lvl w:ilvl="0">
+      <w:start w:val="1"/>
+      <w:numFmt w:val="bullet"/>
+      <w:lvlText w:val="•"/>
+      <w:lvlJc w:val="left"/>
+      <w:pPr>
+        <w:ind w:left="720" w:hanging="360"/>
+      </w:pPr>
+    </w:lvl>
+    <w:lvl w:ilvl="1">
+      <w:start w:val="1"/>
+      <w:numFmt w:val="bullet"/>
+      <w:lvlText w:val="◦"/>
+      <w:lvlJc w:val="left"/>
+      <w:pPr>
+        <w:ind w:left="1440" w:hanging="360"/>
+      </w:pPr>
+    </w:lvl>
+    <w:lvl w:ilvl="2">
+      <w:start w:val="1"/>
+      <w:numFmt w:val="bullet"/>
+      <w:lvlText w:val="▪"/>
+      <w:lvlJc w:val="left"/>
+      <w:pPr>
+        <w:ind w:left="2160" w:hanging="360"/>
+      </w:pPr>
+    </w:lvl>
+    <w:lvl w:ilvl="3">
+      <w:start w:val="1"/>
+      <w:numFmt w:val="bullet"/>
+      <w:lvlText w:val="▫"/>
+      <w:lvlJc w:val="left"/>
+      <w:pPr>
+        <w:ind w:left="2880" w:hanging="360"/>
+      </w:pPr>
+    </w:lvl>
+    <w:lvl w:ilvl="4">
+      <w:start w:val="1"/>
+      <w:numFmt w:val="bullet"/>
+      <w:lvlText w:val="•"/>
+      <w:lvlJc w:val="left"/>
+      <w:pPr>
+        <w:ind w:left="3600" w:hanging="360"/>
+      </w:pPr>
+    </w:lvl>
+    <w:lvl w:ilvl="5">
+      <w:start w:val="1"/>
+      <w:numFmt w:val="bullet"/>
+      <w:lvlText w:val="◦"/>
+      <w:lvlJc w:val="left"/>
+      <w:pPr>
+        <w:ind w:left="4320" w:hanging="360"/>
+      </w:pPr>
+    </w:lvl>
+    <w:lvl w:ilvl="6">
+      <w:start w:val="1"/>
+      <w:numFmt w:val="bullet"/>
+      <w:lvlText w:val="▪"/>
+      <w:lvlJc w:val="left"/>
+      <w:pPr>
+        <w:ind w:left="5040" w:hanging="360"/>
+      </w:pPr>
+    </w:lvl>
+    <w:lvl w:ilvl="7">
+      <w:start w:val="1"/>
+      <w:numFmt w:val="bullet"/>
+      <w:lvlText w:val="▫"/>
+      <w:lvlJc w:val="left"/>
+      <w:pPr>
+        <w:ind w:left="5760" w:hanging="360"/>
+      </w:pPr>
+    </w:lvl>
+    <w:lvl w:ilvl="8">
+      <w:start w:val="1"/>
+      <w:numFmt w:val="bullet"/>
+      <w:lvlText w:val="•"/>
+      <w:lvlJc w:val="left"/>
+      <w:pPr>
+        <w:ind w:left="6480" w:hanging="360"/>
+      </w:pPr>
+    </w:lvl>
+  </w:abstractNum>
+  <w:abstractNum w:abstractNumId="1">
+    <w:nsid w:val="20000001"/>
+    <w:multiLevelType w:val="hybridMultilevel"/>
+    <w:tmpl w:val="40000001"/>
+    <w:lvl w:ilvl="0">
+      <w:start w:val="1"/>
+      <w:numFmt w:val="decimal"/>
+      <w:lvlText w:val="%1."/>
+      <w:lvlJc w:val="left"/>
+      <w:pPr>
+        <w:ind w:left="720" w:hanging="360"/>
+      </w:pPr>
+    </w:lvl>
+    <w:lvl w:ilvl="1">
+      <w:start w:val="1"/>
+      <w:numFmt w:val="decimal"/>
+      <w:lvlText w:val="%2."/>
+      <w:lvlJc w:val="left"/>
+      <w:pPr>
+        <w:ind w:left="1440" w:hanging="360"/>
+      </w:pPr>
+    </w:lvl>
+    <w:lvl w:ilvl="2">
+      <w:start w:val="1"/>
+      <w:numFmt w:val="decimal"/>
+      <w:lvlText w:val="%3."/>
+      <w:lvlJc w:val="left"/>
+      <w:pPr>
+        <w:ind w:left="2160" w:hanging="360"/>
+      </w:pPr>
+    </w:lvl>
+    <w:lvl w:ilvl="3">
+      <w:start w:val="1"/>
+      <w:numFmt w:val="decimal"/>
+      <w:lvlText w:val="%4."/>
+      <w:lvlJc w:val="left"/>
+      <w:pPr>
+        <w:ind w:left="2880" w:hanging="360"/>
+      </w:pPr>
+    </w:lvl>
+    <w:lvl w:ilvl="4">
+      <w:start w:val="1"/>
+      <w:numFmt w:val="decimal"/>
+      <w:lvlText w:val="%5."/>
+      <w:lvlJc w:val="left"/>
+      <w:pPr>
+        <w:ind w:left="3600" w:hanging="360"/>
+      </w:pPr>
+    </w:lvl>
+    <w:lvl w:ilvl="5">
+      <w:start w:val="1"/>
+      <w:numFmt w:val="decimal"/>
+      <w:lvlText w:val="%6."/>
+      <w:lvlJc w:val="left"/>
+      <w:pPr>
+        <w:ind w:left="4320" w:hanging="360"/>
+      </w:pPr>
+    </w:lvl>
+    <w:lvl w:ilvl="6">
+      <w:start w:val="1"/>
+      <w:numFmt w:val="decimal"/>
+      <w:lvlText w:val="%7."/>
+      <w:lvlJc w:val="left"/>
+      <w:pPr>
+        <w:ind w:left="5040" w:hanging="360"/>
+      </w:pPr>
+    </w:lvl>
+    <w:lvl w:ilvl="7">
+      <w:start w:val="1"/>
+      <w:numFmt w:val="decimal"/>
+      <w:lvlText w:val="%8."/>
+      <w:lvlJc w:val="left"/>
+      <w:pPr>
+        <w:ind w:left="5760" w:hanging="360"/>
+      </w:pPr>
+    </w:lvl>
+    <w:lvl w:ilvl="8">
+      <w:start w:val="1"/>
+      <w:numFmt w:val="decimal"/>
+      <w:lvlText w:val="%9."/>
+      <w:lvlJc w:val="left"/>
+      <w:pPr>
+        <w:ind w:left="6480" w:hanging="360"/>
+      </w:pPr>
+    </w:lvl>
+  </w:abstractNum>
+  <w:abstractNum w:abstractNumId="2">
+    <w:nsid w:val="20000002"/>
+    <w:multiLevelType w:val="hybridMultilevel"/>
+    <w:tmpl w:val="40000002"/>
+    <w:lvl w:ilvl="0">
+      <w:start w:val="1"/>
+      <w:numFmt w:val="decimal"/>
+      <w:lvlText w:val="%1."/>
+      <w:lvlJc w:val="left"/>
+      <w:pPr>
+        <w:ind w:left="720" w:hanging="360"/>
+      </w:pPr>
+    </w:lvl>
+    <w:lvl w:ilvl="1">
+      <w:start w:val="1"/>
+      <w:numFmt w:val="decimal"/>
+      <w:lvlText w:val="%2."/>
+      <w:lvlJc w:val="left"/>
+      <w:pPr>
+        <w:ind w:left="1440" w:hanging="360"/>
+      </w:pPr>
+    </w:lvl>
+    <w:lvl w:ilvl="2">
+      <w:start w:val="1"/>
+      <w:numFmt w:val="decimal"/>
+      <w:lvlText w:val="%3."/>
+      <w:lvlJc w:val="left"/>
+      <w:pPr>
+        <w:ind w:left="2160" w:hanging="360"/>
+      </w:pPr>
+    </w:lvl>
+    <w:lvl w:ilvl="3">
+      <w:start w:val="1"/>
+      <w:numFmt w:val="decimal"/>
+      <w:lvlText w:val="%4."/>
+      <w:lvlJc w:val="left"/>
+      <w:pPr>
+        <w:ind w:left="2880" w:hanging="360"/>
+      </w:pPr>
+    </w:lvl>
+    <w:lvl w:ilvl="4">
+      <w:start w:val="1"/>
+      <w:numFmt w:val="decimal"/>
+      <w:lvlText w:val="%5."/>
+      <w:lvlJc w:val="left"/>
+      <w:pPr>
+        <w:ind w:left="3600" w:hanging="360"/>
+      </w:pPr>
+    </w:lvl>
+    <w:lvl w:ilvl="5">
+      <w:start w:val="1"/>
+      <w:numFmt w:val="decimal"/>
+      <w:lvlText w:val="%6."/>
+      <w:lvlJc w:val="left"/>
+      <w:pPr>
+        <w:ind w:left="4320" w:hanging="360"/>
+      </w:pPr>
+    </w:lvl>
+    <w:lvl w:ilvl="6">
+      <w:start w:val="1"/>
+      <w:numFmt w:val="decimal"/>
+      <w:lvlText w:val="%7."/>
+      <w:lvlJc w:val="left"/>
+      <w:pPr>
+        <w:ind w:left="5040" w:hanging="360"/>
+      </w:pPr>
+    </w:lvl>
+    <w:lvl w:ilvl="7">
+      <w:start w:val="1"/>
+      <w:numFmt w:val="decimal"/>
+      <w:lvlText w:val="%8."/>
+      <w:lvlJc w:val="left"/>
+      <w:pPr>
+        <w:ind w:left="5760" w:hanging="360"/>
+      </w:pPr>
+    </w:lvl>
+    <w:lvl w:ilvl="8">
+      <w:start w:val="1"/>
+      <w:numFmt w:val="decimal"/>
+      <w:lvlText w:val="%9."/>
+      <w:lvlJc w:val="left"/>
+      <w:pPr>
+        <w:ind w:left="6480" w:hanging="360"/>
+      </w:pPr>
+    </w:lvl>
+  </w:abstractNum>
+  <w:abstractNum w:abstractNumId="3">
+    <w:nsid w:val="20000003"/>
+    <w:multiLevelType w:val="hybridMultilevel"/>
+    <w:tmpl w:val="40000003"/>
+    <w:lvl w:ilvl="0">
+      <w:start w:val="1"/>
+      <w:numFmt w:val="decimal"/>
+      <w:lvlText w:val="%1."/>
+      <w:lvlJc w:val="left"/>
+      <w:pPr>
+        <w:ind w:left="720" w:hanging="360"/>
+      </w:pPr>
+    </w:lvl>
+    <w:lvl w:ilvl="1">
+      <w:start w:val="1"/>
+      <w:numFmt w:val="decimal"/>
+      <w:lvlText w:val="%2."/>
+      <w:lvlJc w:val="left"/>
+      <w:pPr>
+        <w:ind w:left="1440" w:hanging="360"/>
+      </w:pPr>
+    </w:lvl>
+    <w:lvl w:ilvl="2">
+      <w:start w:val="1"/>
+      <w:numFmt w:val="decimal"/>
+      <w:lvlText w:val="%3."/>
+      <w:lvlJc w:val="left"/>
+      <w:pPr>
+        <w:ind w:left="2160" w:hanging="360"/>
+      </w:pPr>
+    </w:lvl>
+    <w:lvl w:ilvl="3">
+      <w:start w:val="1"/>
+      <w:numFmt w:val="decimal"/>
+      <w:lvlText w:val="%4."/>
+      <w:lvlJc w:val="left"/>
+      <w:pPr>
+        <w:ind w:left="2880" w:hanging="360"/>
+      </w:pPr>
+    </w:lvl>
+    <w:lvl w:ilvl="4">
+      <w:start w:val="1"/>
+      <w:numFmt w:val="decimal"/>
+      <w:lvlText w:val="%5."/>
+      <w:lvlJc w:val="left"/>
+      <w:pPr>
+        <w:ind w:left="3600" w:hanging="360"/>
+      </w:pPr>
+    </w:lvl>
+    <w:lvl w:ilvl="5">
+      <w:start w:val="1"/>
+      <w:numFmt w:val="decimal"/>
+      <w:lvlText w:val="%6."/>
+      <w:lvlJc w:val="left"/>
+      <w:pPr>
+        <w:ind w:left="4320" w:hanging="360"/>
+      </w:pPr>
+    </w:lvl>
+    <w:lvl w:ilvl="6">
+      <w:start w:val="1"/>
+      <w:numFmt w:val="decimal"/>
+      <w:lvlText w:val="%7."/>
+      <w:lvlJc w:val="left"/>
+      <w:pPr>
+        <w:ind w:left="5040" w:hanging="360"/>
+      </w:pPr>
+    </w:lvl>
+    <w:lvl w:ilvl="7">
+      <w:start w:val="1"/>
+      <w:numFmt w:val="decimal"/>
+      <w:lvlText w:val="%8."/>
+      <w:lvlJc w:val="left"/>
+      <w:pPr>
+        <w:ind w:left="5760" w:hanging="360"/>
+      </w:pPr>
+    </w:lvl>
+    <w:lvl w:ilvl="8">
+      <w:start w:val="1"/>
+      <w:numFmt w:val="decimal"/>
+      <w:lvlText w:val="%9."/>
+      <w:lvlJc w:val="left"/>
+      <w:pPr>
+        <w:ind w:left="6480" w:hanging="360"/>
+      </w:pPr>
+    </w:lvl>
+  </w:abstractNum>
   <w:num w:numId="1">
     <w:abstractNumId w:val="0"/>
   </w:num>
@@ -338,194 +682,6 @@
   <w:num w:numId="4">
     <w:abstractNumId w:val="3"/>
   </w:num>
-  <w:abstractNum w:abstractNumId="0">
-    <w:lvl w:ilvl="0">
-      <w:numFmt w:val="bullet"/>
-      <w:lvlText w:val="•"/>
-      <w:start w:val="1"/>
-    </w:lvl>
-    <w:lvl w:ilvl="1">
-      <w:numFmt w:val="bullet"/>
-      <w:lvlText w:val="◦"/>
-      <w:start w:val="1"/>
-    </w:lvl>
-    <w:lvl w:ilvl="2">
-      <w:numFmt w:val="bullet"/>
-      <w:lvlText w:val="▪"/>
-      <w:start w:val="1"/>
-    </w:lvl>
-    <w:lvl w:ilvl="3">
-      <w:numFmt w:val="bullet"/>
-      <w:lvlText w:val="▫"/>
-      <w:start w:val="1"/>
-    </w:lvl>
-    <w:lvl w:ilvl="4">
-      <w:numFmt w:val="bullet"/>
-      <w:lvlText w:val="•"/>
-      <w:start w:val="1"/>
-    </w:lvl>
-    <w:lvl w:ilvl="5">
-      <w:numFmt w:val="bullet"/>
-      <w:lvlText w:val="◦"/>
-      <w:start w:val="1"/>
-    </w:lvl>
-    <w:lvl w:ilvl="6">
-      <w:numFmt w:val="bullet"/>
-      <w:lvlText w:val="▪"/>
-      <w:start w:val="1"/>
-    </w:lvl>
-    <w:lvl w:ilvl="7">
-      <w:numFmt w:val="bullet"/>
-      <w:lvlText w:val="▫"/>
-      <w:start w:val="1"/>
-    </w:lvl>
-    <w:lvl w:ilvl="8">
-      <w:numFmt w:val="bullet"/>
-      <w:lvlText w:val="•"/>
-      <w:start w:val="1"/>
-    </w:lvl>
-  </w:abstractNum>
-  <w:abstractNum w:abstractNumId="1">
-    <w:lvl w:ilvl="0">
-      <w:numFmt w:val="decimal"/>
-      <w:lvlText w:val="%1."/>
-      <w:start w:val="1"/>
-    </w:lvl>
-    <w:lvl w:ilvl="1">
-      <w:numFmt w:val="decimal"/>
-      <w:lvlText w:val="%2."/>
-      <w:start w:val="1"/>
-    </w:lvl>
-    <w:lvl w:ilvl="2">
-      <w:numFmt w:val="decimal"/>
-      <w:lvlText w:val="%3."/>
-      <w:start w:val="1"/>
-    </w:lvl>
-    <w:lvl w:ilvl="3">
-      <w:numFmt w:val="decimal"/>
-      <w:lvlText w:val="%4."/>
-      <w:start w:val="1"/>
-    </w:lvl>
-    <w:lvl w:ilvl="4">
-      <w:numFmt w:val="decimal"/>
-      <w:lvlText w:val="%5."/>
-      <w:start w:val="1"/>
-    </w:lvl>
-    <w:lvl w:ilvl="5">
-      <w:numFmt w:val="decimal"/>
-      <w:lvlText w:val="%6."/>
-      <w:start w:val="1"/>
-    </w:lvl>
-    <w:lvl w:ilvl="6">
-      <w:numFmt w:val="decimal"/>
-      <w:lvlText w:val="%7."/>
-      <w:start w:val="1"/>
-    </w:lvl>
-    <w:lvl w:ilvl="7">
-      <w:numFmt w:val="decimal"/>
-      <w:lvlText w:val="%8."/>
-      <w:start w:val="1"/>
-    </w:lvl>
-    <w:lvl w:ilvl="8">
-      <w:numFmt w:val="decimal"/>
-      <w:lvlText w:val="%9."/>
-      <w:start w:val="1"/>
-    </w:lvl>
-  </w:abstractNum>
-  <w:abstractNum w:abstractNumId="2">
-    <w:lvl w:ilvl="0">
-      <w:numFmt w:val="decimal"/>
-      <w:lvlText w:val="%1."/>
-      <w:start w:val="1"/>
-    </w:lvl>
-    <w:lvl w:ilvl="1">
-      <w:numFmt w:val="decimal"/>
-      <w:lvlText w:val="%2."/>
-      <w:start w:val="1"/>
-    </w:lvl>
-    <w:lvl w:ilvl="2">
-      <w:numFmt w:val="decimal"/>
-      <w:lvlText w:val="%3."/>
-      <w:start w:val="1"/>
-    </w:lvl>
-    <w:lvl w:ilvl="3">
-      <w:numFmt w:val="decimal"/>
-      <w:lvlText w:val="%4."/>
-      <w:start w:val="1"/>
-    </w:lvl>
-    <w:lvl w:ilvl="4">
-      <w:numFmt w:val="decimal"/>
-      <w:lvlText w:val="%5."/>
-      <w:start w:val="1"/>
-    </w:lvl>
-    <w:lvl w:ilvl="5">
-      <w:numFmt w:val="decimal"/>
-      <w:lvlText w:val="%6."/>
-      <w:start w:val="1"/>
-    </w:lvl>
-    <w:lvl w:ilvl="6">
-      <w:numFmt w:val="decimal"/>
-      <w:lvlText w:val="%7."/>
-      <w:start w:val="1"/>
-    </w:lvl>
-    <w:lvl w:ilvl="7">
-      <w:numFmt w:val="decimal"/>
-      <w:lvlText w:val="%8."/>
-      <w:start w:val="1"/>
-    </w:lvl>
-    <w:lvl w:ilvl="8">
-      <w:numFmt w:val="decimal"/>
-      <w:lvlText w:val="%9."/>
-      <w:start w:val="1"/>
-    </w:lvl>
-  </w:abstractNum>
-  <w:abstractNum w:abstractNumId="3">
-    <w:lvl w:ilvl="0">
-      <w:numFmt w:val="decimal"/>
-      <w:lvlText w:val="%1."/>
-      <w:start w:val="1"/>
-    </w:lvl>
-    <w:lvl w:ilvl="1">
-      <w:numFmt w:val="decimal"/>
-      <w:lvlText w:val="%2."/>
-      <w:start w:val="1"/>
-    </w:lvl>
-    <w:lvl w:ilvl="2">
-      <w:numFmt w:val="decimal"/>
-      <w:lvlText w:val="%3."/>
-      <w:start w:val="1"/>
-    </w:lvl>
-    <w:lvl w:ilvl="3">
-      <w:numFmt w:val="decimal"/>
-      <w:lvlText w:val="%4."/>
-      <w:start w:val="1"/>
-    </w:lvl>
-    <w:lvl w:ilvl="4">
-      <w:numFmt w:val="decimal"/>
-      <w:lvlText w:val="%5."/>
-      <w:start w:val="1"/>
-    </w:lvl>
-    <w:lvl w:ilvl="5">
-      <w:numFmt w:val="decimal"/>
-      <w:lvlText w:val="%6."/>
-      <w:start w:val="1"/>
-    </w:lvl>
-    <w:lvl w:ilvl="6">
-      <w:numFmt w:val="decimal"/>
-      <w:lvlText w:val="%7."/>
-      <w:start w:val="1"/>
-    </w:lvl>
-    <w:lvl w:ilvl="7">
-      <w:numFmt w:val="decimal"/>
-      <w:lvlText w:val="%8."/>
-      <w:start w:val="1"/>
-    </w:lvl>
-    <w:lvl w:ilvl="8">
-      <w:numFmt w:val="decimal"/>
-      <w:lvlText w:val="%9."/>
-      <w:start w:val="1"/>
-    </w:lvl>
-  </w:abstractNum>
 </w:numbering>
 </file>
 
